--- a/Hệ thống mẫu văn bản/Nguyên đã làm/Lịch báo giảng/Lịch báo giảng - Tuần 05 (THCS).docx
+++ b/Hệ thống mẫu văn bản/Nguyên đã làm/Lịch báo giảng/Lịch báo giảng - Tuần 05 (THCS).docx
@@ -5754,6 +5754,8 @@
               </w:rPr>
               <w:br/>
               <w:t>Tổ trưởng</w:t>
+              <w:br/>
+              <w:t>Nguyễn Thị Ngọc Ánh</w:t>
             </w:r>
             <w:r>
               <w:rPr>
@@ -11068,26 +11070,20 @@
                 <w:sz w:val="26"/>
                 <w:szCs w:val="26"/>
               </w:rPr>
-              <w:br/>
-              <w:t>…………………………………………………………………</w:t>
-            </w:r>
-            <w:r>
-              <w:rPr>
-                <w:rFonts w:ascii="Times New Roman" w:hAnsi="Times New Roman" w:cs="Times New Roman"/>
-                <w:sz w:val="26"/>
-                <w:szCs w:val="26"/>
-              </w:rPr>
-              <w:br/>
-              <w:t>…………………………………………………………………</w:t>
-            </w:r>
-            <w:r>
-              <w:rPr>
-                <w:rFonts w:ascii="Times New Roman" w:hAnsi="Times New Roman" w:cs="Times New Roman"/>
-                <w:sz w:val="26"/>
-                <w:szCs w:val="26"/>
-              </w:rPr>
-              <w:br/>
-              <w:t>…………………………………………………………………</w:t>
+            </w:r>
+            <w:r>
+              <w:rPr>
+                <w:rFonts w:ascii="Times New Roman" w:hAnsi="Times New Roman" w:cs="Times New Roman"/>
+                <w:sz w:val="26"/>
+                <w:szCs w:val="26"/>
+              </w:rPr>
+            </w:r>
+            <w:r>
+              <w:rPr>
+                <w:rFonts w:ascii="Times New Roman" w:hAnsi="Times New Roman" w:cs="Times New Roman"/>
+                <w:sz w:val="26"/>
+                <w:szCs w:val="26"/>
+              </w:rPr>
             </w:r>
           </w:p>
         </w:tc>
@@ -11120,6 +11116,8 @@
               </w:rPr>
               <w:br/>
               <w:t>Tổ trưởng</w:t>
+              <w:br/>
+              <w:t>Nguyễn Thị Ngọc Ánh</w:t>
             </w:r>
             <w:r>
               <w:rPr>
